--- a/docs/index.docx
+++ b/docs/index.docx
@@ -10,18 +10,17 @@
         <w:t xml:space="preserve">Analitik sayfama hoş geldiniz</w:t>
       </w:r>
     </w:p>
-    <w:bookmarkStart w:id="21" w:name="merhaba-ben-selcan-işlek"/>
     <w:p>
       <w:pPr>
-        <w:pStyle w:val="Heading1"/>
+        <w:pStyle w:val="FirstParagraph"/>
       </w:pPr>
       <w:r>
-        <w:t xml:space="preserve">Merhaba, Ben Selcan İşlek</w:t>
+        <w:t xml:space="preserve">#Selcan İşlek</w:t>
       </w:r>
     </w:p>
     <w:p>
       <w:pPr>
-        <w:pStyle w:val="FirstParagraph"/>
+        <w:pStyle w:val="BodyText"/>
       </w:pPr>
       <w:r>
         <w:t xml:space="preserve">Bu web sitesi, **Hacettepe Üniversitesi Mühendislik Yönetimi** bünyesindeki **MUY665 İş Analitiği** dersi kapsamında hazırladığım çalışmaları sergilemek amacıyla oluşturulmuştur.</w:t>
@@ -49,46 +48,19 @@
         <w:pStyle w:val="FirstParagraph"/>
       </w:pPr>
       <w:r>
-        <w:rPr>
-          <w:u w:val="single"/>
-        </w:rPr>
-        <w:t xml:space="preserve">*</w:t>
+        <w:t xml:space="preserve">* **Hakkımda:** Akademik ve profesyonel geçmişim ile özgeçmişim.</w:t>
       </w:r>
       <w:r>
         <w:t xml:space="preserve"> </w:t>
       </w:r>
       <w:r>
-        <w:t xml:space="preserve">**Hakkımda:** Akademik ve profesyonel geçmişim ile özgeçmişim.</w:t>
+        <w:t xml:space="preserve">* **Portfolyo:** Ders kapsamında hazırladığım ödevler ve veri analitiği çalışmaları.</w:t>
       </w:r>
       <w:r>
         <w:t xml:space="preserve"> </w:t>
       </w:r>
       <w:r>
-        <w:rPr>
-          <w:u w:val="single"/>
-        </w:rPr>
-        <w:t xml:space="preserve">*</w:t>
-      </w:r>
-      <w:r>
-        <w:t xml:space="preserve"> </w:t>
-      </w:r>
-      <w:r>
-        <w:t xml:space="preserve">**Portfolyo:** Ders kapsamında hazırladığım ödevler ve veri analitiği çalışmaları.</w:t>
-      </w:r>
-      <w:r>
-        <w:t xml:space="preserve"> </w:t>
-      </w:r>
-      <w:r>
-        <w:rPr>
-          <w:u w:val="single"/>
-        </w:rPr>
-        <w:t xml:space="preserve">*</w:t>
-      </w:r>
-      <w:r>
-        <w:t xml:space="preserve"> </w:t>
-      </w:r>
-      <w:r>
-        <w:t xml:space="preserve">**Projeler:** Dönem sonu bitirme projemin detaylı analizi.</w:t>
+        <w:t xml:space="preserve">* **Projeler:** Dönem sonu bitirme projemin detaylı analizi.</w:t>
       </w:r>
     </w:p>
     <w:p>
@@ -99,7 +71,6 @@
       </w:r>
     </w:p>
     <w:bookmarkEnd w:id="20"/>
-    <w:bookmarkEnd w:id="21"/>
     <w:sectPr>
       <w:footnotePr>
         <w:numRestart w:val="eachSect"/>

--- a/docs/index.docx
+++ b/docs/index.docx
@@ -7,7 +7,16 @@
         <w:pStyle w:val="Title"/>
       </w:pPr>
       <w:r>
-        <w:t xml:space="preserve">Analitik sayfama hoş geldiniz</w:t>
+        <w:t xml:space="preserve">İş Analitiği-MUY665 sayfama hoş geldiniz</w:t>
+      </w:r>
+    </w:p>
+    <w:bookmarkStart w:id="21" w:name="selcan-işlek"/>
+    <w:p>
+      <w:pPr>
+        <w:pStyle w:val="Heading1"/>
+      </w:pPr>
+      <w:r>
+        <w:t xml:space="preserve">Selcan İşlek</w:t>
       </w:r>
     </w:p>
     <w:p>
@@ -15,15 +24,7 @@
         <w:pStyle w:val="FirstParagraph"/>
       </w:pPr>
       <w:r>
-        <w:t xml:space="preserve">#Selcan İşlek</w:t>
-      </w:r>
-    </w:p>
-    <w:p>
-      <w:pPr>
-        <w:pStyle w:val="BodyText"/>
-      </w:pPr>
-      <w:r>
-        <w:t xml:space="preserve">Bu web sitesi, **Hacettepe Üniversitesi Mühendislik Yönetimi** bünyesindeki **MUY665 İş Analitiği** dersi kapsamında hazırladığım çalışmaları sergilemek amacıyla oluşturulmuştur.</w:t>
+        <w:t xml:space="preserve">Bu web sitesi, Hacettepe Üniversitesi Mühendislik Yönetimi bünyesindeki MUY665 İş Analitiği dersi kapsamında hazırladığım çalışmaları sergilemek amacıyla oluşturulmuştur.</w:t>
       </w:r>
     </w:p>
     <w:p>
@@ -40,7 +41,7 @@
         <w:pStyle w:val="Heading3"/>
       </w:pPr>
       <w:r>
-        <w:t xml:space="preserve">Sayfa İçeriği:</w:t>
+        <w:t xml:space="preserve">Sayfa İçeriği</w:t>
       </w:r>
     </w:p>
     <w:p>
@@ -48,29 +49,50 @@
         <w:pStyle w:val="FirstParagraph"/>
       </w:pPr>
       <w:r>
-        <w:t xml:space="preserve">* **Hakkımda:** Akademik ve profesyonel geçmişim ile özgeçmişim.</w:t>
+        <w:rPr>
+          <w:u w:val="single"/>
+        </w:rPr>
+        <w:t xml:space="preserve">-</w:t>
       </w:r>
       <w:r>
         <w:t xml:space="preserve"> </w:t>
       </w:r>
       <w:r>
-        <w:t xml:space="preserve">* **Portfolyo:** Ders kapsamında hazırladığım ödevler ve veri analitiği çalışmaları.</w:t>
+        <w:t xml:space="preserve">Hakkımda: Akademik ve profesyonel geçmişim ile özgeçmişim.</w:t>
       </w:r>
       <w:r>
         <w:t xml:space="preserve"> </w:t>
       </w:r>
       <w:r>
-        <w:t xml:space="preserve">* **Projeler:** Dönem sonu bitirme projemin detaylı analizi.</w:t>
-      </w:r>
-    </w:p>
-    <w:p>
-      <w:r>
-        <w:pict>
-          <v:rect style="width:0;height:1.5pt" o:hralign="center" o:hrstd="t" o:hr="t"/>
-        </w:pict>
+        <w:rPr>
+          <w:u w:val="single"/>
+        </w:rPr>
+        <w:t xml:space="preserve">-</w:t>
+      </w:r>
+      <w:r>
+        <w:t xml:space="preserve"> </w:t>
+      </w:r>
+      <w:r>
+        <w:t xml:space="preserve">Portfolyo: Ders kapsamında hazırladığım ödevler ve veri analitiği çalışmaları.</w:t>
+      </w:r>
+      <w:r>
+        <w:t xml:space="preserve"> </w:t>
+      </w:r>
+      <w:r>
+        <w:rPr>
+          <w:u w:val="single"/>
+        </w:rPr>
+        <w:t xml:space="preserve">-</w:t>
+      </w:r>
+      <w:r>
+        <w:t xml:space="preserve"> </w:t>
+      </w:r>
+      <w:r>
+        <w:t xml:space="preserve">Projeler: Dönem sonu bitirme projemin detaylı analizi.</w:t>
       </w:r>
     </w:p>
     <w:bookmarkEnd w:id="20"/>
+    <w:bookmarkEnd w:id="21"/>
     <w:sectPr>
       <w:footnotePr>
         <w:numRestart w:val="eachSect"/>

--- a/docs/index.docx
+++ b/docs/index.docx
@@ -46,49 +46,35 @@
     </w:p>
     <w:p>
       <w:pPr>
-        <w:pStyle w:val="FirstParagraph"/>
+        <w:numPr>
+          <w:ilvl w:val="0"/>
+          <w:numId w:val="1001"/>
+        </w:numPr>
       </w:pPr>
       <w:r>
-        <w:rPr>
-          <w:u w:val="single"/>
-        </w:rPr>
-        <w:t xml:space="preserve">-</w:t>
+        <w:t xml:space="preserve">Hakkımda: Akademik ve profesyonel geçmişim ile özgeçmişim</w:t>
       </w:r>
+    </w:p>
+    <w:p>
+      <w:pPr>
+        <w:numPr>
+          <w:ilvl w:val="0"/>
+          <w:numId w:val="1001"/>
+        </w:numPr>
+      </w:pPr>
       <w:r>
-        <w:t xml:space="preserve"> </w:t>
+        <w:t xml:space="preserve">Portfolyo: Ders kapsamında hazırladığım ödevlerim</w:t>
       </w:r>
+    </w:p>
+    <w:p>
+      <w:pPr>
+        <w:numPr>
+          <w:ilvl w:val="0"/>
+          <w:numId w:val="1001"/>
+        </w:numPr>
+      </w:pPr>
       <w:r>
-        <w:t xml:space="preserve">Hakkımda: Akademik ve profesyonel geçmişim ile özgeçmişim.</w:t>
-      </w:r>
-      <w:r>
-        <w:t xml:space="preserve"> </w:t>
-      </w:r>
-      <w:r>
-        <w:rPr>
-          <w:u w:val="single"/>
-        </w:rPr>
-        <w:t xml:space="preserve">-</w:t>
-      </w:r>
-      <w:r>
-        <w:t xml:space="preserve"> </w:t>
-      </w:r>
-      <w:r>
-        <w:t xml:space="preserve">Portfolyo: Ders kapsamında hazırladığım ödevler ve veri analitiği çalışmaları.</w:t>
-      </w:r>
-      <w:r>
-        <w:t xml:space="preserve"> </w:t>
-      </w:r>
-      <w:r>
-        <w:rPr>
-          <w:u w:val="single"/>
-        </w:rPr>
-        <w:t xml:space="preserve">-</w:t>
-      </w:r>
-      <w:r>
-        <w:t xml:space="preserve"> </w:t>
-      </w:r>
-      <w:r>
-        <w:t xml:space="preserve">Projeler: Dönem sonu bitirme projemin detaylı analizi.</w:t>
+        <w:t xml:space="preserve">Projeler: Dönem sonu bitirme projemin detaylı analizi</w:t>
       </w:r>
     </w:p>
     <w:bookmarkEnd w:id="20"/>
@@ -203,8 +189,114 @@
       </w:pPr>
     </w:lvl>
   </w:abstractNum>
+  <w:abstractNum w:abstractNumId="991">
+    <w:nsid w:val="0000A991"/>
+    <w:multiLevelType w:val="multilevel"/>
+    <w:lvl w:ilvl="0">
+      <w:numFmt w:val="bullet"/>
+      <w:lvlText w:val=""/>
+      <w:lvlJc w:val="left"/>
+      <w:pPr>
+        <w:ind w:left="720" w:hanging="360"/>
+      </w:pPr>
+      <w:rPr>
+        <w:rFonts w:ascii="Symbol" w:hAnsi="Symbol" w:cs="Symbol" w:hint="default"/>
+      </w:rPr>
+    </w:lvl>
+    <w:lvl w:ilvl="1">
+      <w:numFmt w:val="bullet"/>
+      <w:lvlText w:val="o"/>
+      <w:lvlJc w:val="left"/>
+      <w:pPr>
+        <w:ind w:left="1440" w:hanging="360"/>
+      </w:pPr>
+      <w:rPr>
+        <w:rFonts w:ascii="Courier New" w:hAnsi="Courier New" w:cs="Courier New" w:hint="default"/>
+      </w:rPr>
+    </w:lvl>
+    <w:lvl w:ilvl="2">
+      <w:numFmt w:val="bullet"/>
+      <w:lvlText w:val=""/>
+      <w:lvlJc w:val="left"/>
+      <w:pPr>
+        <w:ind w:left="2160" w:hanging="360"/>
+      </w:pPr>
+      <w:rPr>
+        <w:rFonts w:ascii="Wingdings" w:hAnsi="Wingdings" w:cs="Wingdings" w:hint="default"/>
+      </w:rPr>
+    </w:lvl>
+    <w:lvl w:ilvl="3">
+      <w:numFmt w:val="bullet"/>
+      <w:lvlText w:val=""/>
+      <w:lvlJc w:val="left"/>
+      <w:pPr>
+        <w:ind w:left="2880" w:hanging="360"/>
+      </w:pPr>
+      <w:rPr>
+        <w:rFonts w:ascii="Symbol" w:hAnsi="Symbol" w:cs="Symbol" w:hint="default"/>
+      </w:rPr>
+    </w:lvl>
+    <w:lvl w:ilvl="4">
+      <w:numFmt w:val="bullet"/>
+      <w:lvlText w:val="o"/>
+      <w:lvlJc w:val="left"/>
+      <w:pPr>
+        <w:ind w:left="3600" w:hanging="360"/>
+      </w:pPr>
+      <w:rPr>
+        <w:rFonts w:ascii="Courier New" w:hAnsi="Courier New" w:cs="Courier New" w:hint="default"/>
+      </w:rPr>
+    </w:lvl>
+    <w:lvl w:ilvl="5">
+      <w:numFmt w:val="bullet"/>
+      <w:lvlText w:val=""/>
+      <w:lvlJc w:val="left"/>
+      <w:pPr>
+        <w:ind w:left="4320" w:hanging="360"/>
+      </w:pPr>
+      <w:rPr>
+        <w:rFonts w:ascii="Wingdings" w:hAnsi="Wingdings" w:cs="Wingdings" w:hint="default"/>
+      </w:rPr>
+    </w:lvl>
+    <w:lvl w:ilvl="6">
+      <w:numFmt w:val="bullet"/>
+      <w:lvlText w:val=""/>
+      <w:lvlJc w:val="left"/>
+      <w:pPr>
+        <w:ind w:left="5040" w:hanging="360"/>
+      </w:pPr>
+      <w:rPr>
+        <w:rFonts w:ascii="Symbol" w:hAnsi="Symbol" w:cs="Symbol" w:hint="default"/>
+      </w:rPr>
+    </w:lvl>
+    <w:lvl w:ilvl="7">
+      <w:numFmt w:val="bullet"/>
+      <w:lvlText w:val="o"/>
+      <w:lvlJc w:val="left"/>
+      <w:pPr>
+        <w:ind w:left="5760" w:hanging="360"/>
+      </w:pPr>
+      <w:rPr>
+        <w:rFonts w:ascii="Courier New" w:hAnsi="Courier New" w:cs="Courier New" w:hint="default"/>
+      </w:rPr>
+    </w:lvl>
+    <w:lvl w:ilvl="8">
+      <w:numFmt w:val="bullet"/>
+      <w:lvlText w:val=""/>
+      <w:lvlJc w:val="left"/>
+      <w:pPr>
+        <w:ind w:left="6480" w:hanging="360"/>
+      </w:pPr>
+      <w:rPr>
+        <w:rFonts w:ascii="Wingdings" w:hAnsi="Wingdings" w:cs="Wingdings" w:hint="default"/>
+      </w:rPr>
+    </w:lvl>
+  </w:abstractNum>
   <w:num w:numId="1000">
     <w:abstractNumId w:val="990"/>
+  </w:num>
+  <w:num w:numId="1001">
+    <w:abstractNumId w:val="991"/>
   </w:num>
 </w:numbering>
 </file>

--- a/docs/index.docx
+++ b/docs/index.docx
@@ -10,7 +10,7 @@
         <w:t xml:space="preserve">İş Analitiği-MUY665 sayfama hoş geldiniz</w:t>
       </w:r>
     </w:p>
-    <w:bookmarkStart w:id="21" w:name="selcan-işlek"/>
+    <w:bookmarkStart w:id="10" w:name="selcan-işlek"/>
     <w:p>
       <w:pPr>
         <w:pStyle w:val="Heading1"/>
@@ -35,7 +35,7 @@
         <w:t xml:space="preserve">Dönem boyunca yapacağım tüm ödevleri, veri analizi projelerimi ve teknik çıkarımlarımı bu platform üzerinden takip edebilirsiniz.</w:t>
       </w:r>
     </w:p>
-    <w:bookmarkStart w:id="20" w:name="sayfa-içeriği"/>
+    <w:bookmarkStart w:id="9" w:name="sayfa-içeriği"/>
     <w:p>
       <w:pPr>
         <w:pStyle w:val="Heading3"/>
@@ -46,6 +46,7 @@
     </w:p>
     <w:p>
       <w:pPr>
+        <w:pStyle w:val="Compact"/>
         <w:numPr>
           <w:ilvl w:val="0"/>
           <w:numId w:val="1001"/>
@@ -54,9 +55,13 @@
       <w:r>
         <w:t xml:space="preserve">Hakkımda: Akademik ve profesyonel geçmişim ile özgeçmişim</w:t>
       </w:r>
+      <w:r>
+        <w:br/>
+      </w:r>
     </w:p>
     <w:p>
       <w:pPr>
+        <w:pStyle w:val="Compact"/>
         <w:numPr>
           <w:ilvl w:val="0"/>
           <w:numId w:val="1001"/>
@@ -65,9 +70,13 @@
       <w:r>
         <w:t xml:space="preserve">Portfolyo: Ders kapsamında hazırladığım ödevlerim</w:t>
       </w:r>
+      <w:r>
+        <w:br/>
+      </w:r>
     </w:p>
     <w:p>
       <w:pPr>
+        <w:pStyle w:val="Compact"/>
         <w:numPr>
           <w:ilvl w:val="0"/>
           <w:numId w:val="1001"/>
@@ -77,8 +86,15 @@
         <w:t xml:space="preserve">Projeler: Dönem sonu bitirme projemin detaylı analizi</w:t>
       </w:r>
     </w:p>
-    <w:bookmarkEnd w:id="20"/>
-    <w:bookmarkEnd w:id="21"/>
+    <w:p>
+      <w:r>
+        <w:pict>
+          <v:rect style="width:0;height:1.5pt" o:hralign="center" o:hrstd="t" o:hr="t"/>
+        </w:pict>
+      </w:r>
+    </w:p>
+    <w:bookmarkEnd w:id="9"/>
+    <w:bookmarkEnd w:id="10"/>
     <w:sectPr>
       <w:footnotePr>
         <w:numRestart w:val="eachSect"/>
@@ -306,10 +322,10 @@
   <w:docDefaults>
     <w:rPrDefault>
       <w:rPr>
-        <w:rFonts w:asciiTheme="minorHAnsi" w:cstheme="minorBidi" w:eastAsiaTheme="minorHAnsi" w:hAnsiTheme="minorHAnsi"/>
+        <w:rFonts w:asciiTheme="minorHAnsi" w:cstheme="minorBidi" w:eastAsiaTheme="minorEastAsia" w:hAnsiTheme="minorHAnsi"/>
         <w:sz w:val="24"/>
         <w:szCs w:val="24"/>
-        <w:lang w:bidi="ar-SA" w:eastAsia="en-US" w:val="en-US"/>
+        <w:lang w:bidi="ar-SA" w:eastAsia="zh-CN" w:val="en-US"/>
       </w:rPr>
     </w:rPrDefault>
     <w:pPrDefault>
@@ -850,13 +866,6 @@
       </w:tblCellMar>
     </w:tblPr>
     <w:tblStylePr w:type="firstRow">
-      <w:tblPr>
-        <w:jc w:val="left"/>
-        <w:tblInd w:type="dxa" w:w="0"/>
-      </w:tblPr>
-      <w:trPr>
-        <w:jc w:val="left"/>
-      </w:trPr>
       <w:tcPr>
         <w:tcBorders>
           <w:bottom w:val="single"/>
